--- a/KhoaHuynh_resume.docx
+++ b/KhoaHuynh_resume.docx
@@ -244,7 +244,7 @@
           <w:szCs w:val="20"/>
           <w:highlight w:val="white"/>
         </w:rPr>
-        <w:t xml:space="preserve">Recent </w:t>
+        <w:t>A Electrical Engineer of Manufacturing Machine Automation</w:t>
       </w:r>
       <w:r>
         <w:rPr>
@@ -253,43 +253,7 @@
           <w:szCs w:val="20"/>
           <w:highlight w:val="white"/>
         </w:rPr>
-        <w:t xml:space="preserve">graduate in </w:t>
-      </w:r>
-      <w:r>
-        <w:rPr>
-          <w:rFonts w:ascii="Times New Roman" w:eastAsia="Times New Roman" w:hAnsi="Times New Roman" w:cs="Times New Roman"/>
-          <w:sz w:val="20"/>
-          <w:szCs w:val="20"/>
-          <w:highlight w:val="white"/>
-        </w:rPr>
-        <w:t>Electrical Engineer</w:t>
-      </w:r>
-      <w:r>
-        <w:rPr>
-          <w:rFonts w:ascii="Times New Roman" w:eastAsia="Times New Roman" w:hAnsi="Times New Roman" w:cs="Times New Roman"/>
-          <w:sz w:val="20"/>
-          <w:szCs w:val="20"/>
-          <w:highlight w:val="white"/>
-        </w:rPr>
-        <w:t>ing</w:t>
-      </w:r>
-      <w:r>
-        <w:rPr>
-          <w:rFonts w:ascii="Times New Roman" w:eastAsia="Times New Roman" w:hAnsi="Times New Roman" w:cs="Times New Roman"/>
-          <w:sz w:val="20"/>
-          <w:szCs w:val="20"/>
-          <w:highlight w:val="white"/>
-        </w:rPr>
         <w:t xml:space="preserve"> </w:t>
-      </w:r>
-      <w:r>
-        <w:rPr>
-          <w:rFonts w:ascii="Times New Roman" w:eastAsia="Times New Roman" w:hAnsi="Times New Roman" w:cs="Times New Roman"/>
-          <w:sz w:val="20"/>
-          <w:szCs w:val="20"/>
-          <w:highlight w:val="white"/>
-        </w:rPr>
-        <w:t xml:space="preserve">candidate </w:t>
       </w:r>
       <w:r>
         <w:rPr>
@@ -979,7 +943,7 @@
           </mc:Choice>
           <mc:Fallback>
             <w:pict>
-              <v:shapetype w14:anchorId="449B3BD2" id="_x0000_t75" coordsize="21600,21600" o:spt="75" o:preferrelative="t" path="m@4@5l@4@11@9@11@9@5xe" filled="f" stroked="f">
+              <v:shapetype w14:anchorId="080999A5" id="_x0000_t75" coordsize="21600,21600" o:spt="75" o:preferrelative="t" path="m@4@5l@4@11@9@11@9@5xe" filled="f" stroked="f">
                 <v:stroke joinstyle="miter"/>
                 <v:formulas>
                   <v:f eqn="if lineDrawn pixelLineWidth 0"/>
@@ -2294,7 +2258,7 @@
           </mc:Choice>
           <mc:Fallback>
             <w:pict>
-              <v:shape w14:anchorId="792509F3" id="Ink 2" o:spid="_x0000_s1026" type="#_x0000_t75" style="position:absolute;margin-left:700.85pt;margin-top:-14.9pt;width:56.85pt;height:76.05pt;z-index:251669504;visibility:visible;mso-wrap-style:square;mso-width-percent:0;mso-height-percent:0;mso-wrap-distance-left:3.42489mm;mso-wrap-distance-top:.25mm;mso-wrap-distance-right:9.68pt;mso-wrap-distance-bottom:.2475mm;mso-position-horizontal:absolute;mso-position-horizontal-relative:margin;mso-position-vertical:absolute;mso-position-vertical-relative:text;mso-width-percent:0;mso-height-percent:0;mso-width-relative:page;mso-height-relative:page" o:gfxdata="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">
+              <v:shape w14:anchorId="7DEFEEFC" id="Ink 2" o:spid="_x0000_s1026" type="#_x0000_t75" style="position:absolute;margin-left:700.85pt;margin-top:-14.9pt;width:56.85pt;height:76.05pt;z-index:251669504;visibility:visible;mso-wrap-style:square;mso-width-percent:0;mso-height-percent:0;mso-wrap-distance-left:3.42489mm;mso-wrap-distance-top:.25mm;mso-wrap-distance-right:9.68pt;mso-wrap-distance-bottom:.2475mm;mso-position-horizontal:absolute;mso-position-horizontal-relative:margin;mso-position-vertical:absolute;mso-position-vertical-relative:text;mso-width-percent:0;mso-height-percent:0;mso-width-relative:page;mso-height-relative:page" o:gfxdata="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">
                 <v:imagedata r:id="rId7" o:title=""/>
                 <w10:wrap anchorx="margin"/>
               </v:shape>
@@ -2460,7 +2424,7 @@
           </mc:Choice>
           <mc:Fallback>
             <w:pict>
-              <v:shape w14:anchorId="75396300" id="Ink 1" o:spid="_x0000_s1026" type="#_x0000_t75" style="position:absolute;margin-left:572.05pt;margin-top:13.2pt;width:0;height:0;z-index:251670528;visibility:visible;mso-wrap-style:square;mso-width-percent:0;mso-height-percent:0;mso-wrap-distance-left:3.425mm;mso-wrap-distance-top:.25mm;mso-wrap-distance-right:3.425mm;mso-wrap-distance-bottom:.25mm;mso-position-horizontal:absolute;mso-position-horizontal-relative:margin;mso-position-vertical:absolute;mso-position-vertical-relative:text;mso-width-percent:0;mso-height-percent:0;mso-width-relative:page;mso-height-relative:page" o:gfxdata="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">
+              <v:shape w14:anchorId="1643858B" id="Ink 1" o:spid="_x0000_s1026" type="#_x0000_t75" style="position:absolute;margin-left:572.05pt;margin-top:13.2pt;width:0;height:0;z-index:251670528;visibility:visible;mso-wrap-style:square;mso-width-percent:0;mso-height-percent:0;mso-wrap-distance-left:3.425mm;mso-wrap-distance-top:.25mm;mso-wrap-distance-right:3.425mm;mso-wrap-distance-bottom:.25mm;mso-position-horizontal:absolute;mso-position-horizontal-relative:margin;mso-position-vertical:absolute;mso-position-vertical-relative:text;mso-width-percent:0;mso-height-percent:0;mso-width-relative:page;mso-height-relative:page" o:gfxdata="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">
                 <v:imagedata r:id="rId11" o:title=""/>
                 <w10:wrap anchorx="margin"/>
               </v:shape>
@@ -2790,25 +2754,7 @@
           <w:b/>
           <w:color w:val="000000"/>
         </w:rPr>
-        <w:t xml:space="preserve">US </w:t>
-      </w:r>
-      <w:proofErr w:type="spellStart"/>
-      <w:r>
-        <w:rPr>
-          <w:rFonts w:ascii="Times New Roman" w:eastAsia="Times New Roman" w:hAnsi="Times New Roman" w:cs="Times New Roman"/>
-          <w:b/>
-          <w:color w:val="000000"/>
-        </w:rPr>
-        <w:t>Jaclean</w:t>
-      </w:r>
-      <w:proofErr w:type="spellEnd"/>
-      <w:r>
-        <w:rPr>
-          <w:rFonts w:ascii="Times New Roman" w:eastAsia="Times New Roman" w:hAnsi="Times New Roman" w:cs="Times New Roman"/>
-          <w:b/>
-          <w:color w:val="000000"/>
-        </w:rPr>
-        <w:t>, Houston, TX</w:t>
+        <w:t>US Jaclean, Houston, TX</w:t>
       </w:r>
       <w:r>
         <w:rPr>
